--- a/dock_tempaltes/application_form.docx
+++ b/dock_tempaltes/application_form.docx
@@ -4,7 +4,6 @@
   <w:body>
     <w:p>
       <w:pPr>
-        <w:spacing w:line="276" w:lineRule="auto"/>
         <w:jc w:val="center"/>
         <w:rPr>
           <w:sz w:val="32"/>
@@ -17,7 +16,12 @@
           <w:szCs w:val="32"/>
           <w:rtl w:val="0"/>
         </w:rPr>
-        <w:t xml:space="preserve">{{ issuer_company_name }}</w:t>
+        <w:t xml:space="preserve">グローバル・ロジスティックス・サービス株式会社</w:t>
+      </w:r>
+      <w:r>
+        <w:rPr>
+          <w:rtl w:val="0"/>
+        </w:rPr>
       </w:r>
     </w:p>
     <w:p>
@@ -106,7 +110,7 @@
           <w:szCs w:val="28"/>
           <w:rtl w:val="0"/>
         </w:rPr>
-        <w:t xml:space="preserve">第{{ bond_number }}回普通社債</w:t>
+        <w:t xml:space="preserve">第{{ numeric_mm2qbk7w }}回普通社債</w:t>
       </w:r>
     </w:p>
     <w:p>
